--- a/Assignment/Assignment3/COMP3013_24F_A3_2330016056.docx
+++ b/Assignment/Assignment3/COMP3013_24F_A3_2330016056.docx
@@ -1051,7 +1051,6 @@
           </w:tcPr>
           <w:p>
             <w:pPr>
-              <w:spacing w:after="0" w:line="240" w:lineRule="auto"/>
               <w:rPr>
                 <w:rFonts w:ascii="Consolas" w:hAnsi="Consolas" w:cs="Consolas"/>
               </w:rPr>
@@ -1065,7 +1064,6 @@
           </w:p>
           <w:p>
             <w:pPr>
-              <w:spacing w:after="0" w:line="240" w:lineRule="auto"/>
               <w:rPr>
                 <w:rFonts w:ascii="Consolas" w:hAnsi="Consolas" w:cs="Consolas"/>
               </w:rPr>
@@ -1079,7 +1077,6 @@
           </w:p>
           <w:p>
             <w:pPr>
-              <w:spacing w:after="0" w:line="240" w:lineRule="auto"/>
               <w:rPr>
                 <w:rFonts w:ascii="Consolas" w:hAnsi="Consolas" w:cs="Consolas"/>
               </w:rPr>
@@ -1093,7 +1090,6 @@
           </w:p>
           <w:p>
             <w:pPr>
-              <w:spacing w:after="0" w:line="240" w:lineRule="auto"/>
               <w:rPr>
                 <w:rFonts w:ascii="Consolas" w:hAnsi="Consolas" w:cs="Consolas"/>
               </w:rPr>
@@ -1107,7 +1103,6 @@
           </w:p>
           <w:p>
             <w:pPr>
-              <w:spacing w:after="0" w:line="240" w:lineRule="auto"/>
               <w:rPr>
                 <w:rFonts w:ascii="Consolas" w:hAnsi="Consolas" w:cs="Consolas"/>
               </w:rPr>
@@ -1121,7 +1116,6 @@
           </w:p>
           <w:p>
             <w:pPr>
-              <w:spacing w:after="0" w:line="240" w:lineRule="auto"/>
               <w:rPr>
                 <w:rFonts w:ascii="Consolas" w:hAnsi="Consolas" w:cs="Consolas"/>
               </w:rPr>
@@ -1135,7 +1129,6 @@
           </w:p>
           <w:p>
             <w:pPr>
-              <w:spacing w:after="0" w:line="240" w:lineRule="auto"/>
               <w:rPr>
                 <w:rFonts w:ascii="Consolas" w:hAnsi="Consolas" w:cs="Consolas"/>
               </w:rPr>
@@ -1149,15 +1142,13 @@
           </w:p>
           <w:p>
             <w:pPr>
-              <w:spacing w:after="0" w:line="240" w:lineRule="auto"/>
-              <w:rPr>
-                <w:rFonts w:ascii="Consolas" w:hAnsi="Consolas" w:cs="Consolas"/>
-              </w:rPr>
-            </w:pPr>
-          </w:p>
-          <w:p>
-            <w:pPr>
-              <w:spacing w:after="0" w:line="240" w:lineRule="auto"/>
+              <w:rPr>
+                <w:rFonts w:ascii="Consolas" w:hAnsi="Consolas" w:cs="Consolas"/>
+              </w:rPr>
+            </w:pPr>
+          </w:p>
+          <w:p>
+            <w:pPr>
               <w:rPr>
                 <w:rFonts w:ascii="Consolas" w:hAnsi="Consolas" w:cs="Consolas"/>
               </w:rPr>
@@ -1171,7 +1162,6 @@
           </w:p>
           <w:p>
             <w:pPr>
-              <w:spacing w:after="0" w:line="240" w:lineRule="auto"/>
               <w:rPr>
                 <w:rFonts w:ascii="Consolas" w:hAnsi="Consolas" w:cs="Consolas"/>
               </w:rPr>
@@ -1185,7 +1175,6 @@
           </w:p>
           <w:p>
             <w:pPr>
-              <w:spacing w:after="0" w:line="240" w:lineRule="auto"/>
               <w:rPr>
                 <w:rFonts w:ascii="Consolas" w:hAnsi="Consolas" w:cs="Consolas"/>
               </w:rPr>
@@ -1199,7 +1188,6 @@
           </w:p>
           <w:p>
             <w:pPr>
-              <w:spacing w:after="0" w:line="240" w:lineRule="auto"/>
               <w:rPr>
                 <w:rFonts w:ascii="Consolas" w:hAnsi="Consolas" w:cs="Consolas"/>
               </w:rPr>
@@ -1213,7 +1201,6 @@
           </w:p>
           <w:p>
             <w:pPr>
-              <w:spacing w:after="0" w:line="240" w:lineRule="auto"/>
               <w:rPr>
                 <w:rFonts w:ascii="Consolas" w:hAnsi="Consolas" w:cs="Consolas"/>
               </w:rPr>
@@ -1227,7 +1214,6 @@
           </w:p>
           <w:p>
             <w:pPr>
-              <w:spacing w:after="0" w:line="240" w:lineRule="auto"/>
               <w:rPr>
                 <w:rFonts w:ascii="Consolas" w:hAnsi="Consolas" w:cs="Consolas"/>
               </w:rPr>
@@ -1241,7 +1227,6 @@
           </w:p>
           <w:p>
             <w:pPr>
-              <w:spacing w:after="0" w:line="240" w:lineRule="auto"/>
               <w:rPr>
                 <w:rFonts w:ascii="Consolas" w:hAnsi="Consolas" w:cs="Consolas"/>
               </w:rPr>
@@ -1256,7 +1241,6 @@
           </w:p>
           <w:p>
             <w:pPr>
-              <w:spacing w:after="0" w:line="240" w:lineRule="auto"/>
               <w:rPr>
                 <w:rFonts w:ascii="Consolas" w:hAnsi="Consolas" w:cs="Consolas"/>
               </w:rPr>
@@ -1270,7 +1254,6 @@
           </w:p>
           <w:p>
             <w:pPr>
-              <w:spacing w:after="0" w:line="240" w:lineRule="auto"/>
               <w:rPr>
                 <w:rFonts w:ascii="Consolas" w:hAnsi="Consolas" w:cs="Consolas"/>
               </w:rPr>
@@ -1284,7 +1267,6 @@
           </w:p>
           <w:p>
             <w:pPr>
-              <w:spacing w:after="0" w:line="240" w:lineRule="auto"/>
               <w:rPr>
                 <w:rFonts w:ascii="Consolas" w:hAnsi="Consolas" w:cs="Consolas"/>
               </w:rPr>
@@ -1298,7 +1280,6 @@
           </w:p>
           <w:p>
             <w:pPr>
-              <w:spacing w:after="0" w:line="240" w:lineRule="auto"/>
               <w:rPr>
                 <w:rFonts w:ascii="Consolas" w:hAnsi="Consolas" w:cs="Consolas"/>
               </w:rPr>
@@ -1312,7 +1293,6 @@
           </w:p>
           <w:p>
             <w:pPr>
-              <w:spacing w:after="0" w:line="240" w:lineRule="auto"/>
               <w:rPr>
                 <w:rFonts w:ascii="Consolas" w:hAnsi="Consolas" w:cs="Consolas"/>
               </w:rPr>
@@ -1326,15 +1306,13 @@
           </w:p>
           <w:p>
             <w:pPr>
-              <w:spacing w:after="0" w:line="240" w:lineRule="auto"/>
-              <w:rPr>
-                <w:rFonts w:ascii="Consolas" w:hAnsi="Consolas" w:cs="Consolas"/>
-              </w:rPr>
-            </w:pPr>
-          </w:p>
-          <w:p>
-            <w:pPr>
-              <w:spacing w:after="0" w:line="240" w:lineRule="auto"/>
+              <w:rPr>
+                <w:rFonts w:ascii="Consolas" w:hAnsi="Consolas" w:cs="Consolas"/>
+              </w:rPr>
+            </w:pPr>
+          </w:p>
+          <w:p>
+            <w:pPr>
               <w:rPr>
                 <w:rFonts w:ascii="Consolas" w:hAnsi="Consolas" w:cs="Consolas"/>
               </w:rPr>
@@ -1348,7 +1326,6 @@
           </w:p>
           <w:p>
             <w:pPr>
-              <w:spacing w:after="0" w:line="240" w:lineRule="auto"/>
               <w:rPr>
                 <w:rFonts w:ascii="Consolas" w:hAnsi="Consolas" w:cs="Consolas"/>
               </w:rPr>
@@ -1362,7 +1339,6 @@
           </w:p>
           <w:p>
             <w:pPr>
-              <w:spacing w:after="0" w:line="240" w:lineRule="auto"/>
               <w:rPr>
                 <w:rFonts w:ascii="Consolas" w:hAnsi="Consolas" w:cs="Consolas"/>
               </w:rPr>
@@ -1376,7 +1352,6 @@
           </w:p>
           <w:p>
             <w:pPr>
-              <w:spacing w:after="0" w:line="240" w:lineRule="auto"/>
               <w:rPr>
                 <w:rFonts w:ascii="Consolas" w:hAnsi="Consolas" w:cs="Consolas"/>
               </w:rPr>
@@ -1390,7 +1365,6 @@
           </w:p>
           <w:p>
             <w:pPr>
-              <w:spacing w:after="0" w:line="240" w:lineRule="auto"/>
               <w:rPr>
                 <w:rFonts w:ascii="Consolas" w:hAnsi="Consolas" w:cs="Consolas"/>
               </w:rPr>
@@ -1404,7 +1378,6 @@
           </w:p>
           <w:p>
             <w:pPr>
-              <w:spacing w:after="0" w:line="240" w:lineRule="auto"/>
               <w:rPr>
                 <w:rFonts w:ascii="Consolas" w:hAnsi="Consolas" w:cs="Consolas"/>
               </w:rPr>
@@ -1418,7 +1391,6 @@
           </w:p>
           <w:p>
             <w:pPr>
-              <w:spacing w:after="0" w:line="240" w:lineRule="auto"/>
               <w:rPr>
                 <w:rFonts w:ascii="Consolas" w:hAnsi="Consolas" w:cs="Consolas"/>
               </w:rPr>
@@ -1432,7 +1404,6 @@
           </w:p>
           <w:p>
             <w:pPr>
-              <w:spacing w:after="0" w:line="240" w:lineRule="auto"/>
               <w:rPr>
                 <w:rFonts w:ascii="Consolas" w:hAnsi="Consolas" w:cs="Consolas"/>
               </w:rPr>
@@ -1446,7 +1417,6 @@
           </w:p>
           <w:p>
             <w:pPr>
-              <w:spacing w:after="0" w:line="240" w:lineRule="auto"/>
               <w:rPr>
                 <w:rFonts w:ascii="Consolas" w:hAnsi="Consolas" w:cs="Consolas"/>
               </w:rPr>
@@ -1460,7 +1430,6 @@
           </w:p>
           <w:p>
             <w:pPr>
-              <w:spacing w:after="0" w:line="240" w:lineRule="auto"/>
               <w:rPr>
                 <w:rFonts w:ascii="Consolas" w:hAnsi="Consolas" w:cs="Consolas"/>
               </w:rPr>
@@ -1474,7 +1443,6 @@
           </w:p>
           <w:p>
             <w:pPr>
-              <w:spacing w:after="0" w:line="240" w:lineRule="auto"/>
               <w:rPr>
                 <w:rFonts w:ascii="Consolas" w:hAnsi="Consolas" w:cs="Consolas"/>
               </w:rPr>
@@ -1488,7 +1456,6 @@
           </w:p>
           <w:p>
             <w:pPr>
-              <w:spacing w:after="0" w:line="240" w:lineRule="auto"/>
               <w:rPr>
                 <w:rFonts w:ascii="Consolas" w:hAnsi="Consolas" w:cs="Consolas"/>
               </w:rPr>
@@ -1502,15 +1469,13 @@
           </w:p>
           <w:p>
             <w:pPr>
-              <w:spacing w:after="0" w:line="240" w:lineRule="auto"/>
-              <w:rPr>
-                <w:rFonts w:ascii="Consolas" w:hAnsi="Consolas" w:cs="Consolas"/>
-              </w:rPr>
-            </w:pPr>
-          </w:p>
-          <w:p>
-            <w:pPr>
-              <w:spacing w:after="0" w:line="240" w:lineRule="auto"/>
+              <w:rPr>
+                <w:rFonts w:ascii="Consolas" w:hAnsi="Consolas" w:cs="Consolas"/>
+              </w:rPr>
+            </w:pPr>
+          </w:p>
+          <w:p>
+            <w:pPr>
               <w:rPr>
                 <w:rFonts w:ascii="Consolas" w:hAnsi="Consolas" w:cs="Consolas"/>
               </w:rPr>
@@ -1524,7 +1489,6 @@
           </w:p>
           <w:p>
             <w:pPr>
-              <w:spacing w:after="0" w:line="240" w:lineRule="auto"/>
               <w:rPr>
                 <w:rFonts w:ascii="Consolas" w:hAnsi="Consolas" w:cs="Consolas"/>
               </w:rPr>
@@ -1538,7 +1502,6 @@
           </w:p>
           <w:p>
             <w:pPr>
-              <w:spacing w:after="0" w:line="240" w:lineRule="auto"/>
               <w:rPr>
                 <w:rFonts w:ascii="Consolas" w:hAnsi="Consolas" w:cs="Consolas"/>
               </w:rPr>
@@ -1552,7 +1515,6 @@
           </w:p>
           <w:p>
             <w:pPr>
-              <w:spacing w:after="0" w:line="240" w:lineRule="auto"/>
               <w:rPr>
                 <w:rFonts w:ascii="Consolas" w:hAnsi="Consolas" w:cs="Consolas"/>
               </w:rPr>
@@ -1566,7 +1528,6 @@
           </w:p>
           <w:p>
             <w:pPr>
-              <w:spacing w:after="0" w:line="240" w:lineRule="auto"/>
               <w:rPr>
                 <w:rFonts w:ascii="Consolas" w:hAnsi="Consolas" w:cs="Consolas"/>
               </w:rPr>
@@ -1580,7 +1541,6 @@
           </w:p>
           <w:p>
             <w:pPr>
-              <w:spacing w:after="0" w:line="240" w:lineRule="auto"/>
               <w:rPr>
                 <w:rFonts w:ascii="Consolas" w:hAnsi="Consolas" w:cs="Consolas"/>
               </w:rPr>
@@ -1594,7 +1554,6 @@
           </w:p>
           <w:p>
             <w:pPr>
-              <w:spacing w:after="0" w:line="240" w:lineRule="auto"/>
               <w:rPr>
                 <w:rFonts w:ascii="Consolas" w:hAnsi="Consolas" w:cs="Consolas"/>
               </w:rPr>
@@ -1608,7 +1567,6 @@
           </w:p>
           <w:p>
             <w:pPr>
-              <w:spacing w:after="0" w:line="240" w:lineRule="auto"/>
               <w:rPr>
                 <w:rFonts w:ascii="Consolas" w:hAnsi="Consolas" w:cs="Consolas"/>
               </w:rPr>
@@ -1622,7 +1580,6 @@
           </w:p>
           <w:p>
             <w:pPr>
-              <w:spacing w:after="0" w:line="240" w:lineRule="auto"/>
               <w:rPr>
                 <w:rFonts w:ascii="Consolas" w:hAnsi="Consolas" w:cs="Consolas"/>
               </w:rPr>
@@ -1636,7 +1593,6 @@
           </w:p>
           <w:p>
             <w:pPr>
-              <w:spacing w:after="0" w:line="240" w:lineRule="auto"/>
               <w:rPr>
                 <w:rFonts w:ascii="Consolas" w:hAnsi="Consolas" w:cs="Consolas"/>
               </w:rPr>
@@ -1650,7 +1606,6 @@
           </w:p>
           <w:p>
             <w:pPr>
-              <w:spacing w:after="0" w:line="240" w:lineRule="auto"/>
               <w:rPr>
                 <w:rFonts w:ascii="Consolas" w:hAnsi="Consolas" w:cs="Consolas"/>
               </w:rPr>
@@ -1664,7 +1619,6 @@
           </w:p>
           <w:p>
             <w:pPr>
-              <w:spacing w:after="0" w:line="240" w:lineRule="auto"/>
               <w:rPr>
                 <w:rFonts w:ascii="Consolas" w:hAnsi="Consolas" w:cs="Consolas"/>
               </w:rPr>
@@ -1678,7 +1632,6 @@
           </w:p>
           <w:p>
             <w:pPr>
-              <w:spacing w:after="0" w:line="240" w:lineRule="auto"/>
               <w:rPr>
                 <w:rFonts w:ascii="Consolas" w:hAnsi="Consolas" w:cs="Consolas"/>
               </w:rPr>
@@ -1692,7 +1645,6 @@
           </w:p>
           <w:p>
             <w:pPr>
-              <w:spacing w:after="0" w:line="240" w:lineRule="auto"/>
               <w:rPr>
                 <w:rFonts w:ascii="Consolas" w:hAnsi="Consolas" w:cs="Consolas"/>
               </w:rPr>
@@ -1706,7 +1658,6 @@
           </w:p>
           <w:p>
             <w:pPr>
-              <w:spacing w:after="0" w:line="240" w:lineRule="auto"/>
               <w:rPr>
                 <w:rFonts w:ascii="Consolas" w:hAnsi="Consolas" w:cs="Consolas"/>
               </w:rPr>
@@ -1720,7 +1671,6 @@
           </w:p>
           <w:p>
             <w:pPr>
-              <w:spacing w:after="0" w:line="240" w:lineRule="auto"/>
               <w:rPr>
                 <w:rFonts w:ascii="Consolas" w:hAnsi="Consolas" w:cs="Consolas"/>
               </w:rPr>
@@ -1734,7 +1684,6 @@
           </w:p>
           <w:p>
             <w:pPr>
-              <w:spacing w:after="0" w:line="240" w:lineRule="auto"/>
               <w:rPr>
                 <w:rFonts w:ascii="Consolas" w:hAnsi="Consolas" w:cs="Consolas"/>
               </w:rPr>
@@ -1748,7 +1697,6 @@
           </w:p>
           <w:p>
             <w:pPr>
-              <w:spacing w:after="0" w:line="240" w:lineRule="auto"/>
               <w:rPr>
                 <w:rFonts w:ascii="Consolas" w:hAnsi="Consolas" w:cs="Consolas"/>
               </w:rPr>
@@ -1762,7 +1710,6 @@
           </w:p>
           <w:p>
             <w:pPr>
-              <w:spacing w:after="0" w:line="240" w:lineRule="auto"/>
               <w:rPr>
                 <w:rFonts w:ascii="Consolas" w:hAnsi="Consolas" w:cs="Consolas"/>
               </w:rPr>
@@ -1776,7 +1723,6 @@
           </w:p>
           <w:p>
             <w:pPr>
-              <w:spacing w:after="0" w:line="240" w:lineRule="auto"/>
               <w:rPr>
                 <w:rFonts w:ascii="Consolas" w:hAnsi="Consolas" w:cs="Consolas"/>
               </w:rPr>
@@ -1790,7 +1736,6 @@
           </w:p>
           <w:p>
             <w:pPr>
-              <w:spacing w:after="0" w:line="240" w:lineRule="auto"/>
               <w:rPr>
                 <w:rFonts w:ascii="Consolas" w:hAnsi="Consolas" w:cs="Consolas"/>
               </w:rPr>
@@ -1804,7 +1749,6 @@
           </w:p>
           <w:p>
             <w:pPr>
-              <w:spacing w:after="0" w:line="240" w:lineRule="auto"/>
               <w:rPr>
                 <w:rFonts w:ascii="Consolas" w:hAnsi="Consolas" w:cs="Consolas"/>
               </w:rPr>
@@ -1818,7 +1762,6 @@
           </w:p>
           <w:p>
             <w:pPr>
-              <w:spacing w:after="0" w:line="240" w:lineRule="auto"/>
               <w:rPr>
                 <w:rFonts w:ascii="Consolas" w:hAnsi="Consolas" w:cs="Consolas"/>
               </w:rPr>
@@ -1832,7 +1775,6 @@
           </w:p>
           <w:p>
             <w:pPr>
-              <w:spacing w:after="0" w:line="240" w:lineRule="auto"/>
               <w:rPr>
                 <w:rFonts w:ascii="Consolas" w:hAnsi="Consolas" w:cs="Consolas"/>
               </w:rPr>
@@ -1846,7 +1788,6 @@
           </w:p>
           <w:p>
             <w:pPr>
-              <w:spacing w:after="0" w:line="240" w:lineRule="auto"/>
               <w:rPr>
                 <w:rFonts w:ascii="Consolas" w:hAnsi="Consolas" w:cs="Consolas"/>
               </w:rPr>
@@ -1860,7 +1801,6 @@
           </w:p>
           <w:p>
             <w:pPr>
-              <w:spacing w:after="0" w:line="240" w:lineRule="auto"/>
               <w:rPr>
                 <w:rFonts w:ascii="Consolas" w:hAnsi="Consolas" w:cs="Consolas"/>
               </w:rPr>
@@ -1874,15 +1814,13 @@
           </w:p>
           <w:p>
             <w:pPr>
-              <w:spacing w:after="0" w:line="240" w:lineRule="auto"/>
-              <w:rPr>
-                <w:rFonts w:ascii="Consolas" w:hAnsi="Consolas" w:cs="Consolas"/>
-              </w:rPr>
-            </w:pPr>
-          </w:p>
-          <w:p>
-            <w:pPr>
-              <w:spacing w:after="0" w:line="240" w:lineRule="auto"/>
+              <w:rPr>
+                <w:rFonts w:ascii="Consolas" w:hAnsi="Consolas" w:cs="Consolas"/>
+              </w:rPr>
+            </w:pPr>
+          </w:p>
+          <w:p>
+            <w:pPr>
               <w:rPr>
                 <w:rFonts w:ascii="Consolas" w:hAnsi="Consolas" w:cs="Consolas"/>
               </w:rPr>
@@ -1896,7 +1834,6 @@
           </w:p>
           <w:p>
             <w:pPr>
-              <w:spacing w:after="0" w:line="240" w:lineRule="auto"/>
               <w:rPr>
                 <w:rFonts w:ascii="Consolas" w:hAnsi="Consolas" w:cs="Consolas"/>
               </w:rPr>
@@ -1910,7 +1847,6 @@
           </w:p>
           <w:p>
             <w:pPr>
-              <w:spacing w:after="0" w:line="240" w:lineRule="auto"/>
               <w:rPr>
                 <w:rFonts w:ascii="Consolas" w:hAnsi="Consolas" w:cs="Consolas"/>
               </w:rPr>
@@ -1924,7 +1860,6 @@
           </w:p>
           <w:p>
             <w:pPr>
-              <w:spacing w:after="0" w:line="240" w:lineRule="auto"/>
               <w:rPr>
                 <w:rFonts w:ascii="Consolas" w:hAnsi="Consolas" w:cs="Consolas"/>
               </w:rPr>
@@ -1938,7 +1873,6 @@
           </w:p>
           <w:p>
             <w:pPr>
-              <w:spacing w:after="0" w:line="240" w:lineRule="auto"/>
               <w:rPr>
                 <w:rFonts w:ascii="Consolas" w:hAnsi="Consolas" w:cs="Consolas"/>
               </w:rPr>
@@ -1953,7 +1887,7 @@
           <w:p>
             <w:pPr>
               <w:rPr>
-                <w:rFonts w:ascii="Times New Roman" w:hAnsi="Times New Roman" w:cs="Times New Roman" w:hint="eastAsia"/>
+                <w:rFonts w:ascii="Times New Roman" w:hAnsi="Times New Roman" w:cs="Times New Roman"/>
               </w:rPr>
             </w:pPr>
             <w:r>
@@ -1971,7 +1905,7 @@
       <w:pPr>
         <w:ind w:left="360"/>
         <w:rPr>
-          <w:rFonts w:ascii="Times New Roman" w:hAnsi="Times New Roman" w:cs="Times New Roman" w:hint="eastAsia"/>
+          <w:rFonts w:ascii="Times New Roman" w:hAnsi="Times New Roman" w:cs="Times New Roman"/>
         </w:rPr>
       </w:pPr>
     </w:p>
@@ -2762,11 +2696,6 @@
                 <w:rFonts w:ascii="Times New Roman" w:hAnsi="Times New Roman" w:cs="Times New Roman"/>
               </w:rPr>
               <w:tab/>
-            </w:r>
-            <w:r>
-              <w:rPr>
-                <w:rFonts w:ascii="Times New Roman" w:hAnsi="Times New Roman" w:cs="Times New Roman"/>
-              </w:rPr>
               <w:t xml:space="preserve">when </w:t>
             </w:r>
             <w:r>
@@ -2820,11 +2749,6 @@
                 <w:rFonts w:ascii="Times New Roman" w:hAnsi="Times New Roman" w:cs="Times New Roman"/>
               </w:rPr>
               <w:tab/>
-            </w:r>
-            <w:r>
-              <w:rPr>
-                <w:rFonts w:ascii="Times New Roman" w:hAnsi="Times New Roman" w:cs="Times New Roman"/>
-              </w:rPr>
               <w:t xml:space="preserve">when </w:t>
             </w:r>
             <w:r>
@@ -2890,11 +2814,6 @@
                 <w:rFonts w:ascii="Times New Roman" w:hAnsi="Times New Roman" w:cs="Times New Roman"/>
               </w:rPr>
               <w:tab/>
-            </w:r>
-            <w:r>
-              <w:rPr>
-                <w:rFonts w:ascii="Times New Roman" w:hAnsi="Times New Roman" w:cs="Times New Roman"/>
-              </w:rPr>
               <w:t xml:space="preserve">B = 2, 3, 4, 5, C = 2; so (d) is </w:t>
             </w:r>
             <w:r>
@@ -2936,11 +2855,6 @@
                 <w:rFonts w:ascii="Times New Roman" w:hAnsi="Times New Roman" w:cs="Times New Roman"/>
               </w:rPr>
               <w:tab/>
-            </w:r>
-            <w:r>
-              <w:rPr>
-                <w:rFonts w:ascii="Times New Roman" w:hAnsi="Times New Roman" w:cs="Times New Roman"/>
-              </w:rPr>
               <w:t xml:space="preserve">C = 2, A = {1, 2}, so (e) is </w:t>
             </w:r>
             <w:r>
@@ -3042,11 +2956,6 @@
                 <w:rFonts w:ascii="Times New Roman" w:hAnsi="Times New Roman" w:cs="Times New Roman"/>
               </w:rPr>
               <w:tab/>
-            </w:r>
-            <w:r>
-              <w:rPr>
-                <w:rFonts w:ascii="Times New Roman" w:hAnsi="Times New Roman" w:cs="Times New Roman"/>
-              </w:rPr>
               <w:t xml:space="preserve">AB = {(1, 2), (1, 3), (1, 4), (2, 5)}, C = 2, so (g) is </w:t>
             </w:r>
             <w:r>
@@ -3142,7 +3051,7 @@
                 <w:numId w:val="12"/>
               </w:numPr>
               <w:rPr>
-                <w:rFonts w:ascii="Times New Roman" w:hAnsi="Times New Roman" w:cs="Times New Roman" w:hint="eastAsia"/>
+                <w:rFonts w:ascii="Times New Roman" w:hAnsi="Times New Roman" w:cs="Times New Roman"/>
               </w:rPr>
             </w:pPr>
             <m:oMath>
@@ -3186,7 +3095,7 @@
     <w:p>
       <w:pPr>
         <w:rPr>
-          <w:rFonts w:ascii="Times New Roman" w:hAnsi="Times New Roman" w:cs="Times New Roman" w:hint="eastAsia"/>
+          <w:rFonts w:ascii="Times New Roman" w:hAnsi="Times New Roman" w:cs="Times New Roman"/>
         </w:rPr>
       </w:pPr>
     </w:p>
@@ -3408,7 +3317,7 @@
         <w:pStyle w:val="a7"/>
         <w:jc w:val="left"/>
         <w:rPr>
-          <w:rFonts w:ascii="Times New Roman" w:hAnsi="Times New Roman" w:cs="Times New Roman" w:hint="eastAsia"/>
+          <w:rFonts w:ascii="Times New Roman" w:hAnsi="Times New Roman" w:cs="Times New Roman"/>
         </w:rPr>
       </w:pPr>
       <m:oMath>
@@ -3448,13 +3357,7 @@
           <w:rPr>
             <w:rFonts w:ascii="Cambria Math" w:hAnsi="Cambria Math" w:cs="Times New Roman"/>
           </w:rPr>
-          <m:t>={A, B, C,D,E</m:t>
-        </m:r>
-        <m:r>
-          <w:rPr>
-            <w:rFonts w:ascii="Cambria Math" w:hAnsi="Cambria Math" w:cs="Times New Roman"/>
-          </w:rPr>
-          <m:t>}</m:t>
+          <m:t>={A, B, C,D,E}</m:t>
         </m:r>
       </m:oMath>
       <w:r>
@@ -3503,6 +3406,46 @@
           <m:t>={A, B, C,D,E}</m:t>
         </m:r>
       </m:oMath>
+      <w:r>
+        <w:rPr>
+          <w:rFonts w:ascii="Times New Roman" w:hAnsi="Times New Roman" w:cs="Times New Roman"/>
+        </w:rPr>
+        <w:t xml:space="preserve">, </w:t>
+      </w:r>
+      <m:oMath>
+        <m:sSup>
+          <m:sSupPr>
+            <m:ctrlPr>
+              <w:rPr>
+                <w:rFonts w:ascii="Cambria Math" w:hAnsi="Cambria Math" w:cs="Times New Roman"/>
+                <w:i/>
+              </w:rPr>
+            </m:ctrlPr>
+          </m:sSupPr>
+          <m:e>
+            <m:r>
+              <w:rPr>
+                <w:rFonts w:ascii="Cambria Math" w:hAnsi="Cambria Math" w:cs="Times New Roman"/>
+              </w:rPr>
+              <m:t>BDE</m:t>
+            </m:r>
+          </m:e>
+          <m:sup>
+            <m:r>
+              <w:rPr>
+                <w:rFonts w:ascii="Cambria Math" w:hAnsi="Cambria Math" w:cs="Times New Roman"/>
+              </w:rPr>
+              <m:t>+</m:t>
+            </m:r>
+          </m:sup>
+        </m:sSup>
+        <m:r>
+          <w:rPr>
+            <w:rFonts w:ascii="Cambria Math" w:hAnsi="Cambria Math" w:cs="Times New Roman"/>
+          </w:rPr>
+          <m:t>={A, B, C,D,E}</m:t>
+        </m:r>
+      </m:oMath>
     </w:p>
     <w:p>
       <w:pPr>
@@ -3521,7 +3464,31 @@
         <w:rPr>
           <w:rFonts w:ascii="Times New Roman" w:hAnsi="Times New Roman" w:cs="Times New Roman"/>
         </w:rPr>
-        <w:t>andidate keys are AB and BC.</w:t>
+        <w:t>andidate keys are AB</w:t>
+      </w:r>
+      <w:r>
+        <w:rPr>
+          <w:rFonts w:ascii="Times New Roman" w:hAnsi="Times New Roman" w:cs="Times New Roman"/>
+        </w:rPr>
+        <w:t>,</w:t>
+      </w:r>
+      <w:r>
+        <w:rPr>
+          <w:rFonts w:ascii="Times New Roman" w:hAnsi="Times New Roman" w:cs="Times New Roman"/>
+        </w:rPr>
+        <w:t xml:space="preserve"> BC</w:t>
+      </w:r>
+      <w:r>
+        <w:rPr>
+          <w:rFonts w:ascii="Times New Roman" w:hAnsi="Times New Roman" w:cs="Times New Roman"/>
+        </w:rPr>
+        <w:t>, and BDE</w:t>
+      </w:r>
+      <w:r>
+        <w:rPr>
+          <w:rFonts w:ascii="Times New Roman" w:hAnsi="Times New Roman" w:cs="Times New Roman"/>
+        </w:rPr>
+        <w:t>.</w:t>
       </w:r>
     </w:p>
     <w:p>
@@ -3674,7 +3641,7 @@
     <w:p>
       <w:pPr>
         <w:rPr>
-          <w:rFonts w:ascii="Times New Roman" w:hAnsi="Times New Roman" w:cs="Times New Roman" w:hint="eastAsia"/>
+          <w:rFonts w:ascii="Times New Roman" w:hAnsi="Times New Roman" w:cs="Times New Roman"/>
         </w:rPr>
       </w:pPr>
       <w:r>
@@ -3842,7 +3809,7 @@
     <w:p>
       <w:pPr>
         <w:rPr>
-          <w:rFonts w:ascii="Times New Roman" w:hAnsi="Times New Roman" w:cs="Times New Roman" w:hint="eastAsia"/>
+          <w:rFonts w:ascii="Times New Roman" w:hAnsi="Times New Roman" w:cs="Times New Roman"/>
         </w:rPr>
       </w:pPr>
       <w:r>
@@ -4010,11 +3977,6 @@
           <w:rFonts w:ascii="Times New Roman" w:hAnsi="Times New Roman" w:cs="Times New Roman"/>
         </w:rPr>
         <w:tab/>
-      </w:r>
-      <w:r>
-        <w:rPr>
-          <w:rFonts w:ascii="Times New Roman" w:hAnsi="Times New Roman" w:cs="Times New Roman"/>
-        </w:rPr>
         <w:t xml:space="preserve">For the dependency </w:t>
       </w:r>
       <m:oMath>
@@ -4022,13 +3984,7 @@
           <w:rPr>
             <w:rFonts w:ascii="Cambria Math" w:hAnsi="Cambria Math" w:cs="Times New Roman"/>
           </w:rPr>
-          <m:t>DE</m:t>
-        </m:r>
-        <m:r>
-          <w:rPr>
-            <w:rFonts w:ascii="Cambria Math" w:hAnsi="Cambria Math" w:cs="Times New Roman"/>
-          </w:rPr>
-          <m:t xml:space="preserve"> </m:t>
+          <m:t xml:space="preserve">DE </m:t>
         </m:r>
         <m:r>
           <m:rPr>
@@ -4096,7 +4052,7 @@
     <w:p>
       <w:pPr>
         <w:rPr>
-          <w:rFonts w:ascii="Times New Roman" w:hAnsi="Times New Roman" w:cs="Times New Roman" w:hint="eastAsia"/>
+          <w:rFonts w:ascii="Times New Roman" w:hAnsi="Times New Roman" w:cs="Times New Roman"/>
         </w:rPr>
       </w:pPr>
       <w:r>
@@ -4163,13 +4119,7 @@
           <w:rPr>
             <w:rFonts w:ascii="Cambria Math" w:hAnsi="Cambria Math" w:cs="Times New Roman"/>
           </w:rPr>
-          <m:t>D,E,</m:t>
-        </m:r>
-        <m:r>
-          <w:rPr>
-            <w:rFonts w:ascii="Cambria Math" w:hAnsi="Cambria Math" w:cs="Times New Roman"/>
-          </w:rPr>
-          <m:t>A</m:t>
+          <m:t>D,E,A</m:t>
         </m:r>
         <m:r>
           <m:rPr>
@@ -4255,7 +4205,7 @@
     <w:p>
       <w:pPr>
         <w:rPr>
-          <w:rFonts w:ascii="Times New Roman" w:hAnsi="Times New Roman" w:cs="Times New Roman" w:hint="eastAsia"/>
+          <w:rFonts w:ascii="Times New Roman" w:hAnsi="Times New Roman" w:cs="Times New Roman"/>
         </w:rPr>
       </w:pPr>
       <w:r>
@@ -4422,7 +4372,7 @@
     <w:p>
       <w:pPr>
         <w:rPr>
-          <w:rFonts w:ascii="Times New Roman" w:hAnsi="Times New Roman" w:cs="Times New Roman" w:hint="eastAsia"/>
+          <w:rFonts w:ascii="Times New Roman" w:hAnsi="Times New Roman" w:cs="Times New Roman"/>
         </w:rPr>
       </w:pPr>
       <w:r>
@@ -4499,7 +4449,7 @@
     <w:p>
       <w:pPr>
         <w:rPr>
-          <w:rFonts w:ascii="Times New Roman" w:hAnsi="Times New Roman" w:cs="Times New Roman" w:hint="eastAsia"/>
+          <w:rFonts w:ascii="Times New Roman" w:hAnsi="Times New Roman" w:cs="Times New Roman"/>
         </w:rPr>
       </w:pPr>
       <w:r>
@@ -4560,13 +4510,7 @@
           <w:rPr>
             <w:rFonts w:ascii="Cambria Math" w:hAnsi="Cambria Math" w:cs="Times New Roman"/>
           </w:rPr>
-          <m:t>A,</m:t>
-        </m:r>
-        <m:r>
-          <w:rPr>
-            <w:rFonts w:ascii="Cambria Math" w:hAnsi="Cambria Math" w:cs="Times New Roman"/>
-          </w:rPr>
-          <m:t>D,E</m:t>
+          <m:t>A,D,E</m:t>
         </m:r>
         <m:r>
           <m:rPr>
@@ -4907,7 +4851,7 @@
         <w:ind w:left="720"/>
         <w:jc w:val="left"/>
         <w:rPr>
-          <w:rFonts w:ascii="Times New Roman" w:eastAsia="宋体" w:hAnsi="Times New Roman" w:cs="Times New Roman" w:hint="eastAsia"/>
+          <w:rFonts w:ascii="Times New Roman" w:eastAsia="宋体" w:hAnsi="Times New Roman" w:cs="Times New Roman"/>
           <w:sz w:val="24"/>
           <w:szCs w:val="24"/>
         </w:rPr>
@@ -5098,7 +5042,7 @@
         <w:spacing w:before="100" w:beforeAutospacing="1" w:after="100" w:afterAutospacing="1" w:line="240" w:lineRule="auto"/>
         <w:jc w:val="left"/>
         <w:rPr>
-          <w:rFonts w:ascii="Times New Roman" w:eastAsia="宋体" w:hAnsi="Times New Roman" w:cs="Times New Roman" w:hint="eastAsia"/>
+          <w:rFonts w:ascii="Times New Roman" w:eastAsia="宋体" w:hAnsi="Times New Roman" w:cs="Times New Roman"/>
           <w:sz w:val="24"/>
           <w:szCs w:val="24"/>
         </w:rPr>
@@ -5294,13 +5238,7 @@
         <w:rPr>
           <w:rFonts w:ascii="Times New Roman" w:hAnsi="Times New Roman" w:cs="Times New Roman"/>
         </w:rPr>
-        <w:t>T</w:t>
-      </w:r>
-      <w:r>
-        <w:rPr>
-          <w:rFonts w:ascii="Times New Roman" w:hAnsi="Times New Roman" w:cs="Times New Roman"/>
-        </w:rPr>
-        <w:t xml:space="preserve">he </w:t>
+        <w:t xml:space="preserve">The </w:t>
       </w:r>
       <w:r>
         <w:rPr>
@@ -5383,7 +5321,7 @@
       <w:pPr>
         <w:rPr>
           <w:rStyle w:val="katex-mathml"/>
-          <w:rFonts w:ascii="Times New Roman" w:hAnsi="Times New Roman" w:cs="Times New Roman" w:hint="eastAsia"/>
+          <w:rFonts w:ascii="Times New Roman" w:hAnsi="Times New Roman" w:cs="Times New Roman"/>
         </w:rPr>
       </w:pPr>
       <m:oMathPara>
@@ -5392,13 +5330,7 @@
             <w:rPr>
               <w:rFonts w:ascii="Cambria Math" w:hAnsi="Cambria Math" w:cs="Times New Roman"/>
             </w:rPr>
-            <m:t>F</m:t>
-          </m:r>
-          <m:r>
-            <w:rPr>
-              <w:rFonts w:ascii="Cambria Math" w:hAnsi="Cambria Math" w:cs="Times New Roman"/>
-            </w:rPr>
-            <m:t>={AB→CD, BC→DE,CD→E,DE→A}</m:t>
+            <m:t>F={AB→CD, BC→DE,CD→E,DE→A}</m:t>
           </m:r>
         </m:oMath>
       </m:oMathPara>
@@ -5429,7 +5361,7 @@
     <w:p>
       <w:pPr>
         <w:rPr>
-          <w:rFonts w:ascii="Times New Roman" w:hAnsi="Times New Roman" w:cs="Times New Roman" w:hint="eastAsia"/>
+          <w:rFonts w:ascii="Times New Roman" w:hAnsi="Times New Roman" w:cs="Times New Roman"/>
         </w:rPr>
       </w:pPr>
       <w:r>
@@ -5572,7 +5504,7 @@
       <w:pPr>
         <w:rPr>
           <w:rStyle w:val="katex-mathml"/>
-          <w:rFonts w:ascii="Times New Roman" w:hAnsi="Times New Roman" w:cs="Times New Roman" w:hint="eastAsia"/>
+          <w:rFonts w:ascii="Times New Roman" w:hAnsi="Times New Roman" w:cs="Times New Roman"/>
         </w:rPr>
       </w:pPr>
       <w:r>
@@ -5588,20 +5520,7 @@
           <w:rFonts w:ascii="Times New Roman" w:hAnsi="Times New Roman" w:cs="Times New Roman"/>
         </w:rPr>
         <w:tab/>
-      </w:r>
-      <w:r>
-        <w:rPr>
-          <w:rStyle w:val="katex-mathml"/>
-          <w:rFonts w:ascii="Times New Roman" w:hAnsi="Times New Roman" w:cs="Times New Roman"/>
-        </w:rPr>
-        <w:t>E</w:t>
-      </w:r>
-      <w:r>
-        <w:rPr>
-          <w:rStyle w:val="katex-mathml"/>
-          <w:rFonts w:ascii="Times New Roman" w:hAnsi="Times New Roman" w:cs="Times New Roman"/>
-        </w:rPr>
-        <w:t xml:space="preserve"> is </w:t>
+        <w:t xml:space="preserve">E is </w:t>
       </w:r>
       <w:r>
         <w:rPr>
@@ -5648,7 +5567,7 @@
       <w:pPr>
         <w:rPr>
           <w:rStyle w:val="katex-mathml"/>
-          <w:rFonts w:ascii="Times New Roman" w:hAnsi="Times New Roman" w:cs="Times New Roman" w:hint="eastAsia"/>
+          <w:rFonts w:ascii="Times New Roman" w:hAnsi="Times New Roman" w:cs="Times New Roman"/>
         </w:rPr>
       </w:pPr>
       <w:r>
@@ -5717,14 +5636,7 @@
             <w:rStyle w:val="katex-mathml"/>
             <w:rFonts w:ascii="Cambria Math" w:hAnsi="Cambria Math" w:cs="Times New Roman"/>
           </w:rPr>
-          <m:t>A</m:t>
-        </m:r>
-        <m:r>
-          <w:rPr>
-            <w:rStyle w:val="katex-mathml"/>
-            <w:rFonts w:ascii="Cambria Math" w:hAnsi="Cambria Math" w:cs="Times New Roman"/>
-          </w:rPr>
-          <m:t>B</m:t>
+          <m:t>AB</m:t>
         </m:r>
         <m:r>
           <m:rPr>
@@ -5741,21 +5653,7 @@
             <w:rStyle w:val="katex-mathml"/>
             <w:rFonts w:ascii="Cambria Math" w:hAnsi="Cambria Math" w:cs="Times New Roman"/>
           </w:rPr>
-          <m:t>C,</m:t>
-        </m:r>
-        <m:r>
-          <w:rPr>
-            <w:rStyle w:val="katex-mathml"/>
-            <w:rFonts w:ascii="Cambria Math" w:hAnsi="Cambria Math" w:cs="Times New Roman"/>
-          </w:rPr>
-          <m:t>B</m:t>
-        </m:r>
-        <m:r>
-          <w:rPr>
-            <w:rStyle w:val="katex-mathml"/>
-            <w:rFonts w:ascii="Cambria Math" w:hAnsi="Cambria Math" w:cs="Times New Roman"/>
-          </w:rPr>
-          <m:t>C</m:t>
+          <m:t>C,BC</m:t>
         </m:r>
         <m:r>
           <m:rPr>
@@ -5772,28 +5670,7 @@
             <w:rStyle w:val="katex-mathml"/>
             <w:rFonts w:ascii="Cambria Math" w:hAnsi="Cambria Math" w:cs="Times New Roman"/>
           </w:rPr>
-          <m:t>D</m:t>
-        </m:r>
-        <m:r>
-          <w:rPr>
-            <w:rStyle w:val="katex-mathml"/>
-            <w:rFonts w:ascii="Cambria Math" w:hAnsi="Cambria Math" w:cs="Times New Roman"/>
-          </w:rPr>
-          <m:t>,</m:t>
-        </m:r>
-        <m:r>
-          <w:rPr>
-            <w:rStyle w:val="katex-mathml"/>
-            <w:rFonts w:ascii="Cambria Math" w:hAnsi="Cambria Math" w:cs="Times New Roman"/>
-          </w:rPr>
-          <m:t>C</m:t>
-        </m:r>
-        <m:r>
-          <w:rPr>
-            <w:rStyle w:val="katex-mathml"/>
-            <w:rFonts w:ascii="Cambria Math" w:hAnsi="Cambria Math" w:cs="Times New Roman"/>
-          </w:rPr>
-          <m:t>D</m:t>
+          <m:t>D,CD</m:t>
         </m:r>
         <m:r>
           <m:rPr>
@@ -6115,7 +5992,7 @@
     <w:p>
       <w:pPr>
         <w:rPr>
-          <w:rFonts w:ascii="Times New Roman" w:hAnsi="Times New Roman" w:cs="Times New Roman" w:hint="eastAsia"/>
+          <w:rFonts w:ascii="Times New Roman" w:hAnsi="Times New Roman" w:cs="Times New Roman"/>
         </w:rPr>
       </w:pPr>
       <w:r>
@@ -6246,7 +6123,7 @@
     <w:p>
       <w:pPr>
         <w:rPr>
-          <w:rFonts w:ascii="Times New Roman" w:hAnsi="Times New Roman" w:cs="Times New Roman" w:hint="eastAsia"/>
+          <w:rFonts w:ascii="Times New Roman" w:hAnsi="Times New Roman" w:cs="Times New Roman"/>
         </w:rPr>
       </w:pPr>
       <w:r>
@@ -6407,63 +6284,63 @@
     <w:p>
       <w:pPr>
         <w:rPr>
-          <w:rFonts w:ascii="Times New Roman" w:hAnsi="Times New Roman" w:cs="Times New Roman" w:hint="eastAsia"/>
-        </w:rPr>
-      </w:pPr>
-    </w:p>
-    <w:p>
-      <w:pPr>
-        <w:rPr>
-          <w:rFonts w:ascii="Times New Roman" w:hAnsi="Times New Roman" w:cs="Times New Roman" w:hint="eastAsia"/>
-        </w:rPr>
-      </w:pPr>
-    </w:p>
-    <w:p>
-      <w:pPr>
-        <w:rPr>
-          <w:rFonts w:ascii="Times New Roman" w:hAnsi="Times New Roman" w:cs="Times New Roman" w:hint="eastAsia"/>
-        </w:rPr>
-      </w:pPr>
-    </w:p>
-    <w:p>
-      <w:pPr>
-        <w:rPr>
-          <w:rFonts w:ascii="Times New Roman" w:hAnsi="Times New Roman" w:cs="Times New Roman" w:hint="eastAsia"/>
-        </w:rPr>
-      </w:pPr>
-    </w:p>
-    <w:p>
-      <w:pPr>
-        <w:rPr>
-          <w:rFonts w:ascii="Times New Roman" w:hAnsi="Times New Roman" w:cs="Times New Roman" w:hint="eastAsia"/>
-        </w:rPr>
-      </w:pPr>
-    </w:p>
-    <w:p>
-      <w:pPr>
-        <w:rPr>
-          <w:rFonts w:ascii="Times New Roman" w:hAnsi="Times New Roman" w:cs="Times New Roman" w:hint="eastAsia"/>
-        </w:rPr>
-      </w:pPr>
-    </w:p>
-    <w:p>
-      <w:pPr>
-        <w:rPr>
-          <w:rFonts w:ascii="Times New Roman" w:hAnsi="Times New Roman" w:cs="Times New Roman" w:hint="eastAsia"/>
-        </w:rPr>
-      </w:pPr>
-    </w:p>
-    <w:p>
-      <w:pPr>
-        <w:rPr>
-          <w:rFonts w:ascii="Times New Roman" w:hAnsi="Times New Roman" w:cs="Times New Roman" w:hint="eastAsia"/>
-        </w:rPr>
-      </w:pPr>
-    </w:p>
-    <w:p>
-      <w:pPr>
-        <w:rPr>
-          <w:rFonts w:ascii="Times New Roman" w:hAnsi="Times New Roman" w:cs="Times New Roman" w:hint="eastAsia"/>
+          <w:rFonts w:ascii="Times New Roman" w:hAnsi="Times New Roman" w:cs="Times New Roman"/>
+        </w:rPr>
+      </w:pPr>
+    </w:p>
+    <w:p>
+      <w:pPr>
+        <w:rPr>
+          <w:rFonts w:ascii="Times New Roman" w:hAnsi="Times New Roman" w:cs="Times New Roman"/>
+        </w:rPr>
+      </w:pPr>
+    </w:p>
+    <w:p>
+      <w:pPr>
+        <w:rPr>
+          <w:rFonts w:ascii="Times New Roman" w:hAnsi="Times New Roman" w:cs="Times New Roman"/>
+        </w:rPr>
+      </w:pPr>
+    </w:p>
+    <w:p>
+      <w:pPr>
+        <w:rPr>
+          <w:rFonts w:ascii="Times New Roman" w:hAnsi="Times New Roman" w:cs="Times New Roman"/>
+        </w:rPr>
+      </w:pPr>
+    </w:p>
+    <w:p>
+      <w:pPr>
+        <w:rPr>
+          <w:rFonts w:ascii="Times New Roman" w:hAnsi="Times New Roman" w:cs="Times New Roman"/>
+        </w:rPr>
+      </w:pPr>
+    </w:p>
+    <w:p>
+      <w:pPr>
+        <w:rPr>
+          <w:rFonts w:ascii="Times New Roman" w:hAnsi="Times New Roman" w:cs="Times New Roman"/>
+        </w:rPr>
+      </w:pPr>
+    </w:p>
+    <w:p>
+      <w:pPr>
+        <w:rPr>
+          <w:rFonts w:ascii="Times New Roman" w:hAnsi="Times New Roman" w:cs="Times New Roman"/>
+        </w:rPr>
+      </w:pPr>
+    </w:p>
+    <w:p>
+      <w:pPr>
+        <w:rPr>
+          <w:rFonts w:ascii="Times New Roman" w:hAnsi="Times New Roman" w:cs="Times New Roman"/>
+        </w:rPr>
+      </w:pPr>
+    </w:p>
+    <w:p>
+      <w:pPr>
+        <w:rPr>
+          <w:rFonts w:ascii="Times New Roman" w:hAnsi="Times New Roman" w:cs="Times New Roman"/>
         </w:rPr>
       </w:pPr>
       <w:r>
@@ -6477,7 +6354,7 @@
       <w:pPr>
         <w:ind w:left="360"/>
         <w:rPr>
-          <w:rFonts w:ascii="Times New Roman" w:hAnsi="Times New Roman" w:cs="Times New Roman" w:hint="eastAsia"/>
+          <w:rFonts w:ascii="Times New Roman" w:hAnsi="Times New Roman" w:cs="Times New Roman"/>
         </w:rPr>
       </w:pPr>
     </w:p>
